--- a/CyberSecurity_Essentials/Hosts_File_Attack.docx
+++ b/CyberSecurity_Essentials/Hosts_File_Attack.docx
@@ -499,6 +499,19 @@
           <w:b/>
           <w:bCs/>
         </w:rPr>
+        <w:t>NOTE:</w:t>
+      </w:r>
+      <w:r>
+        <w:t xml:space="preserve"> Do not put a # in front of the entry. That makes it a comment.</w:t>
+      </w:r>
+      <w:r>
+        <w:br/>
+      </w:r>
+      <w:r>
+        <w:rPr>
+          <w:b/>
+          <w:bCs/>
+        </w:rPr>
         <w:t>198.206.239.241 wncc.edu</w:t>
       </w:r>
       <w:r>
@@ -1087,6 +1100,7 @@
           <w:b/>
           <w:bCs/>
         </w:rPr>
+        <w:lastRenderedPageBreak/>
         <w:t>Why is google.com disabled?</w:t>
       </w:r>
     </w:p>
@@ -1242,6 +1256,8 @@
       <w:headerReference w:type="default" r:id="rId9"/>
       <w:footerReference w:type="even" r:id="rId10"/>
       <w:footerReference w:type="default" r:id="rId11"/>
+      <w:headerReference w:type="first" r:id="rId12"/>
+      <w:footerReference w:type="first" r:id="rId13"/>
       <w:pgSz w:w="12240" w:h="15840" w:code="1"/>
       <w:pgMar w:top="1080" w:right="1080" w:bottom="1080" w:left="1080" w:header="720" w:footer="720" w:gutter="0"/>
       <w:cols w:space="720"/>
@@ -1340,13 +1356,13 @@
       <w:t xml:space="preserve">Revised: </w:t>
     </w:r>
     <w:r>
-      <w:t>06</w:t>
+      <w:t>10</w:t>
     </w:r>
     <w:r>
       <w:t>/</w:t>
     </w:r>
     <w:r>
-      <w:t>13</w:t>
+      <w:t>26</w:t>
     </w:r>
     <w:r>
       <w:t>/20</w:t>
@@ -1357,6 +1373,16 @@
     <w:r>
       <w:t>5</w:t>
     </w:r>
+  </w:p>
+</w:ftr>
+</file>
+
+<file path=word/footer3.xml><?xml version="1.0" encoding="utf-8"?>
+<w:ftr xmlns:wpc="http://schemas.microsoft.com/office/word/2010/wordprocessingCanvas" xmlns:cx="http://schemas.microsoft.com/office/drawing/2014/chartex" xmlns:cx1="http://schemas.microsoft.com/office/drawing/2015/9/8/chartex" xmlns:cx2="http://schemas.microsoft.com/office/drawing/2015/10/21/chartex" xmlns:cx3="http://schemas.microsoft.com/office/drawing/2016/5/9/chartex" xmlns:cx4="http://schemas.microsoft.com/office/drawing/2016/5/10/chartex" xmlns:cx5="http://schemas.microsoft.com/office/drawing/2016/5/11/chartex" xmlns:cx6="http://schemas.microsoft.com/office/drawing/2016/5/12/chartex" xmlns:cx7="http://schemas.microsoft.com/office/drawing/2016/5/13/chartex" xmlns:cx8="http://schemas.microsoft.com/office/drawing/2016/5/14/chartex" xmlns:mc="http://schemas.openxmlformats.org/markup-compatibility/2006" xmlns:aink="http://schemas.microsoft.com/office/drawing/2016/ink" xmlns:am3d="http://schemas.microsoft.com/office/drawing/2017/model3d" xmlns:o="urn:schemas-microsoft-com:office:office" xmlns:oel="http://schemas.microsoft.com/office/2019/extlst" xmlns:r="http://schemas.openxmlformats.org/officeDocument/2006/relationships" xmlns:m="http://schemas.openxmlformats.org/officeDocument/2006/math" xmlns:v="urn:schemas-microsoft-com:vml" xmlns:wp14="http://schemas.microsoft.com/office/word/2010/wordprocessingDrawing" xmlns:wp="http://schemas.openxmlformats.org/drawingml/2006/wordprocessingDrawing" xmlns:w10="urn:schemas-microsoft-com:office:word" xmlns:w="http://schemas.openxmlformats.org/wordprocessingml/2006/main" xmlns:w14="http://schemas.microsoft.com/office/word/2010/wordml" xmlns:w15="http://schemas.microsoft.com/office/word/2012/wordml" xmlns:w16cex="http://schemas.microsoft.com/office/word/2018/wordml/cex" xmlns:w16cid="http://schemas.microsoft.com/office/word/2016/wordml/cid" xmlns:w16="http://schemas.microsoft.com/office/word/2018/wordml" xmlns:w16du="http://schemas.microsoft.com/office/word/2023/wordml/word16du" xmlns:w16sdtdh="http://schemas.microsoft.com/office/word/2020/wordml/sdtdatahash" xmlns:w16sdtfl="http://schemas.microsoft.com/office/word/2024/wordml/sdtformatlock" xmlns:w16se="http://schemas.microsoft.com/office/word/2015/wordml/symex" xmlns:wpg="http://schemas.microsoft.com/office/word/2010/wordprocessingGroup" xmlns:wpi="http://schemas.microsoft.com/office/word/2010/wordprocessingInk" xmlns:wne="http://schemas.microsoft.com/office/word/2006/wordml" xmlns:wps="http://schemas.microsoft.com/office/word/2010/wordprocessingShape" mc:Ignorable="w14 w15 w16se w16cid w16 w16cex w16sdtdh w16sdtfl w16du wp14">
+  <w:p>
+    <w:pPr>
+      <w:pStyle w:val="Footer"/>
+    </w:pPr>
   </w:p>
 </w:ftr>
 </file>
@@ -1405,6 +1431,16 @@
     </w:pPr>
   </w:p>
   <w:p/>
+</w:hdr>
+</file>
+
+<file path=word/header3.xml><?xml version="1.0" encoding="utf-8"?>
+<w:hdr xmlns:wpc="http://schemas.microsoft.com/office/word/2010/wordprocessingCanvas" xmlns:cx="http://schemas.microsoft.com/office/drawing/2014/chartex" xmlns:cx1="http://schemas.microsoft.com/office/drawing/2015/9/8/chartex" xmlns:cx2="http://schemas.microsoft.com/office/drawing/2015/10/21/chartex" xmlns:cx3="http://schemas.microsoft.com/office/drawing/2016/5/9/chartex" xmlns:cx4="http://schemas.microsoft.com/office/drawing/2016/5/10/chartex" xmlns:cx5="http://schemas.microsoft.com/office/drawing/2016/5/11/chartex" xmlns:cx6="http://schemas.microsoft.com/office/drawing/2016/5/12/chartex" xmlns:cx7="http://schemas.microsoft.com/office/drawing/2016/5/13/chartex" xmlns:cx8="http://schemas.microsoft.com/office/drawing/2016/5/14/chartex" xmlns:mc="http://schemas.openxmlformats.org/markup-compatibility/2006" xmlns:aink="http://schemas.microsoft.com/office/drawing/2016/ink" xmlns:am3d="http://schemas.microsoft.com/office/drawing/2017/model3d" xmlns:o="urn:schemas-microsoft-com:office:office" xmlns:oel="http://schemas.microsoft.com/office/2019/extlst" xmlns:r="http://schemas.openxmlformats.org/officeDocument/2006/relationships" xmlns:m="http://schemas.openxmlformats.org/officeDocument/2006/math" xmlns:v="urn:schemas-microsoft-com:vml" xmlns:wp14="http://schemas.microsoft.com/office/word/2010/wordprocessingDrawing" xmlns:wp="http://schemas.openxmlformats.org/drawingml/2006/wordprocessingDrawing" xmlns:w10="urn:schemas-microsoft-com:office:word" xmlns:w="http://schemas.openxmlformats.org/wordprocessingml/2006/main" xmlns:w14="http://schemas.microsoft.com/office/word/2010/wordml" xmlns:w15="http://schemas.microsoft.com/office/word/2012/wordml" xmlns:w16cex="http://schemas.microsoft.com/office/word/2018/wordml/cex" xmlns:w16cid="http://schemas.microsoft.com/office/word/2016/wordml/cid" xmlns:w16="http://schemas.microsoft.com/office/word/2018/wordml" xmlns:w16du="http://schemas.microsoft.com/office/word/2023/wordml/word16du" xmlns:w16sdtdh="http://schemas.microsoft.com/office/word/2020/wordml/sdtdatahash" xmlns:w16sdtfl="http://schemas.microsoft.com/office/word/2024/wordml/sdtformatlock" xmlns:w16se="http://schemas.microsoft.com/office/word/2015/wordml/symex" xmlns:wpg="http://schemas.microsoft.com/office/word/2010/wordprocessingGroup" xmlns:wpi="http://schemas.microsoft.com/office/word/2010/wordprocessingInk" xmlns:wne="http://schemas.microsoft.com/office/word/2006/wordml" xmlns:wps="http://schemas.microsoft.com/office/word/2010/wordprocessingShape" mc:Ignorable="w14 w15 w16se w16cid w16 w16cex w16sdtdh w16sdtfl w16du wp14">
+  <w:p>
+    <w:pPr>
+      <w:pStyle w:val="Header"/>
+    </w:pPr>
+  </w:p>
 </w:hdr>
 </file>
 
@@ -6986,7 +7022,7 @@
   <w:style w:type="paragraph" w:default="1" w:styleId="Normal">
     <w:name w:val="Normal"/>
     <w:qFormat/>
-    <w:rsid w:val="00421FDF"/>
+    <w:rsid w:val="004225EA"/>
     <w:pPr>
       <w:spacing w:before="160" w:after="80" w:line="336" w:lineRule="auto"/>
     </w:pPr>
@@ -7001,7 +7037,7 @@
     <w:next w:val="Normal"/>
     <w:link w:val="Heading1Char"/>
     <w:qFormat/>
-    <w:rsid w:val="00421FDF"/>
+    <w:rsid w:val="004225EA"/>
     <w:pPr>
       <w:keepNext/>
       <w:spacing w:before="400" w:after="200" w:line="240" w:lineRule="auto"/>
@@ -7021,7 +7057,7 @@
     <w:next w:val="Normal"/>
     <w:link w:val="Heading2Char"/>
     <w:qFormat/>
-    <w:rsid w:val="00421FDF"/>
+    <w:rsid w:val="004225EA"/>
     <w:pPr>
       <w:keepNext/>
       <w:pBdr>
@@ -7045,7 +7081,7 @@
     <w:next w:val="Normal"/>
     <w:link w:val="Heading3Char"/>
     <w:qFormat/>
-    <w:rsid w:val="00421FDF"/>
+    <w:rsid w:val="004225EA"/>
     <w:pPr>
       <w:keepNext/>
       <w:autoSpaceDE w:val="0"/>
@@ -7064,8 +7100,9 @@
   <w:style w:type="character" w:default="1" w:styleId="DefaultParagraphFont">
     <w:name w:val="Default Paragraph Font"/>
     <w:uiPriority w:val="1"/>
+    <w:semiHidden/>
     <w:unhideWhenUsed/>
-    <w:rsid w:val="00421FDF"/>
+    <w:rsid w:val="004225EA"/>
   </w:style>
   <w:style w:type="table" w:default="1" w:styleId="TableNormal">
     <w:name w:val="Normal Table"/>
@@ -7087,7 +7124,7 @@
     <w:uiPriority w:val="99"/>
     <w:semiHidden/>
     <w:unhideWhenUsed/>
-    <w:rsid w:val="00421FDF"/>
+    <w:rsid w:val="004225EA"/>
   </w:style>
   <w:style w:type="character" w:customStyle="1" w:styleId="InternetLink">
     <w:name w:val="Internet Link"/>
@@ -7165,14 +7202,14 @@
     <w:basedOn w:val="Normal"/>
     <w:uiPriority w:val="34"/>
     <w:qFormat/>
-    <w:rsid w:val="00421FDF"/>
+    <w:rsid w:val="004225EA"/>
     <w:pPr>
       <w:ind w:left="720"/>
     </w:pPr>
   </w:style>
   <w:style w:type="character" w:styleId="Hyperlink">
     <w:name w:val="Hyperlink"/>
-    <w:rsid w:val="00421FDF"/>
+    <w:rsid w:val="004225EA"/>
     <w:rPr>
       <w:color w:val="0000FF"/>
       <w:u w:val="single"/>
@@ -7180,7 +7217,7 @@
   </w:style>
   <w:style w:type="character" w:styleId="FollowedHyperlink">
     <w:name w:val="FollowedHyperlink"/>
-    <w:rsid w:val="00421FDF"/>
+    <w:rsid w:val="004225EA"/>
     <w:rPr>
       <w:color w:val="800080"/>
       <w:u w:val="single"/>
@@ -7190,7 +7227,7 @@
     <w:name w:val="footer"/>
     <w:basedOn w:val="Normal"/>
     <w:link w:val="FooterChar"/>
-    <w:rsid w:val="00421FDF"/>
+    <w:rsid w:val="004225EA"/>
     <w:pPr>
       <w:pBdr>
         <w:top w:val="single" w:sz="4" w:space="1" w:color="auto"/>
@@ -7220,7 +7257,7 @@
     <w:name w:val="header"/>
     <w:basedOn w:val="Normal"/>
     <w:link w:val="HeaderChar"/>
-    <w:rsid w:val="00421FDF"/>
+    <w:rsid w:val="004225EA"/>
     <w:pPr>
       <w:tabs>
         <w:tab w:val="left" w:pos="5040"/>
@@ -7284,7 +7321,7 @@
   <w:style w:type="paragraph" w:customStyle="1" w:styleId="NumberedHeading2">
     <w:name w:val="Numbered Heading 2"/>
     <w:basedOn w:val="Normal"/>
-    <w:rsid w:val="00421FDF"/>
+    <w:rsid w:val="004225EA"/>
     <w:pPr>
       <w:numPr>
         <w:numId w:val="1"/>
@@ -7294,7 +7331,7 @@
   <w:style w:type="paragraph" w:customStyle="1" w:styleId="Outlinenumbering">
     <w:name w:val="Outline numbering"/>
     <w:basedOn w:val="Normal"/>
-    <w:rsid w:val="00421FDF"/>
+    <w:rsid w:val="004225EA"/>
     <w:pPr>
       <w:numPr>
         <w:numId w:val="2"/>
@@ -7312,7 +7349,7 @@
   <w:style w:type="character" w:styleId="PageNumber">
     <w:name w:val="page number"/>
     <w:basedOn w:val="DefaultParagraphFont"/>
-    <w:rsid w:val="00421FDF"/>
+    <w:rsid w:val="004225EA"/>
   </w:style>
   <w:style w:type="character" w:styleId="PlaceholderText">
     <w:name w:val="Placeholder Text"/>
@@ -7352,7 +7389,7 @@
     <w:uiPriority w:val="39"/>
     <w:unhideWhenUsed/>
     <w:qFormat/>
-    <w:rsid w:val="00421FDF"/>
+    <w:rsid w:val="004225EA"/>
     <w:pPr>
       <w:keepLines/>
       <w:spacing w:after="0" w:line="259" w:lineRule="auto"/>
@@ -7369,7 +7406,7 @@
     <w:name w:val="Code"/>
     <w:basedOn w:val="Normal"/>
     <w:qFormat/>
-    <w:rsid w:val="00421FDF"/>
+    <w:rsid w:val="004225EA"/>
     <w:pPr>
       <w:spacing w:before="80" w:line="240" w:lineRule="auto"/>
     </w:pPr>
@@ -7384,7 +7421,7 @@
     <w:autoRedefine/>
     <w:uiPriority w:val="39"/>
     <w:unhideWhenUsed/>
-    <w:rsid w:val="00421FDF"/>
+    <w:rsid w:val="004225EA"/>
     <w:pPr>
       <w:spacing w:after="100" w:line="240" w:lineRule="auto"/>
     </w:pPr>
@@ -7396,7 +7433,7 @@
     <w:autoRedefine/>
     <w:uiPriority w:val="39"/>
     <w:unhideWhenUsed/>
-    <w:rsid w:val="00421FDF"/>
+    <w:rsid w:val="004225EA"/>
     <w:pPr>
       <w:spacing w:after="100" w:line="240" w:lineRule="auto"/>
       <w:ind w:left="202"/>
@@ -7409,7 +7446,7 @@
     <w:autoRedefine/>
     <w:uiPriority w:val="39"/>
     <w:unhideWhenUsed/>
-    <w:rsid w:val="00421FDF"/>
+    <w:rsid w:val="004225EA"/>
     <w:pPr>
       <w:spacing w:after="100" w:line="240" w:lineRule="auto"/>
       <w:ind w:left="403"/>
@@ -7746,6 +7783,7 @@
     <w:rsidRoot w:val="00697245"/>
     <w:rsid w:val="00002060"/>
     <w:rsid w:val="0031549F"/>
+    <w:rsid w:val="003B0726"/>
     <w:rsid w:val="005F198D"/>
     <w:rsid w:val="00697245"/>
     <w:rsid w:val="006C23FC"/>
